--- a/个人仓库/2405070130-王菊/笔记/第三阶段.docx
+++ b/个人仓库/2405070130-王菊/笔记/第三阶段.docx
@@ -111,67 +111,30 @@
     </w:p>
     <w:p>
       <w:pPr>
-        <w:pStyle w:val="12"/>
+        <w:pStyle w:val="3"/>
         <w:numPr>
           <w:ilvl w:val="0"/>
           <w:numId w:val="1"/>
         </w:numPr>
-        <w:spacing w:line="360" w:lineRule="auto"/>
-        <w:ind w:firstLineChars="0"/>
-        <w:jc w:val="both"/>
-        <w:rPr>
-          <w:rFonts w:ascii="楷体" w:hAnsi="楷体" w:eastAsia="楷体" w:cs="楷体"/>
-          <w:sz w:val="28"/>
-          <w:szCs w:val="28"/>
-        </w:rPr>
-      </w:pPr>
-      <w:r>
-        <w:rPr>
-          <w:rFonts w:hint="default" w:ascii="楷体" w:hAnsi="楷体" w:eastAsia="楷体" w:cs="楷体"/>
-          <w:b w:val="0"/>
-          <w:bCs w:val="0"/>
-          <w:i w:val="0"/>
-          <w:iCs w:val="0"/>
-          <w:color w:val="000000"/>
-          <w:kern w:val="2"/>
-          <w:sz w:val="28"/>
-          <w:szCs w:val="28"/>
-          <w:highlight w:val="none"/>
-          <w:vertAlign w:val="baseline"/>
+        <w:bidi w:val="0"/>
+      </w:pPr>
+      <w:r>
+        <w:rPr>
+          <w:rFonts w:hint="default"/>
           <w:lang w:val="en-US" w:eastAsia="zh-CN"/>
         </w:rPr>
         <w:t>Transformer 的内部架构：Encoder</w:t>
       </w:r>
       <w:r>
         <w:rPr>
-          <w:rFonts w:hint="eastAsia" w:ascii="楷体" w:hAnsi="楷体" w:eastAsia="楷体" w:cs="楷体"/>
-          <w:b w:val="0"/>
-          <w:bCs w:val="0"/>
-          <w:i w:val="0"/>
-          <w:iCs w:val="0"/>
-          <w:color w:val="000000"/>
-          <w:kern w:val="2"/>
-          <w:sz w:val="28"/>
-          <w:szCs w:val="28"/>
-          <w:highlight w:val="none"/>
-          <w:vertAlign w:val="baseline"/>
+          <w:rFonts w:hint="eastAsia"/>
           <w:lang w:val="en-US" w:eastAsia="zh-CN"/>
         </w:rPr>
         <w:t>，</w:t>
       </w:r>
       <w:r>
         <w:rPr>
-          <w:rFonts w:hint="default" w:ascii="楷体" w:hAnsi="楷体" w:eastAsia="楷体" w:cs="楷体"/>
-          <w:b w:val="0"/>
-          <w:bCs w:val="0"/>
-          <w:i w:val="0"/>
-          <w:iCs w:val="0"/>
-          <w:color w:val="000000"/>
-          <w:kern w:val="2"/>
-          <w:sz w:val="28"/>
-          <w:szCs w:val="28"/>
-          <w:highlight w:val="none"/>
-          <w:vertAlign w:val="baseline"/>
+          <w:rFonts w:hint="default"/>
           <w:lang w:val="en-US" w:eastAsia="zh-CN"/>
         </w:rPr>
         <w:t>Decoder，Positional-Encoding, Layer-Normalization, Self-Attention,  Cross-Attention</w:t>
@@ -1792,37 +1755,54 @@
         <w:spacing w:line="360" w:lineRule="auto"/>
         <w:jc w:val="both"/>
         <w:rPr>
-          <w:rFonts w:ascii="楷体" w:hAnsi="楷体" w:eastAsia="楷体" w:cs="楷体"/>
-          <w:sz w:val="28"/>
-          <w:szCs w:val="28"/>
-        </w:rPr>
-      </w:pPr>
-      <w:r>
-        <w:rPr>
           <w:rFonts w:hAnsi="楷体" w:eastAsia="楷体" w:cs="楷体"/>
           <w:sz w:val="28"/>
           <w:szCs w:val="28"/>
           <w:lang w:val="en-US"/>
         </w:rPr>
+      </w:pPr>
+      <w:r>
+        <w:rPr>
+          <w:rFonts w:hAnsi="楷体" w:eastAsia="楷体" w:cs="楷体"/>
+          <w:sz w:val="28"/>
+          <w:szCs w:val="28"/>
+          <w:lang w:val="en-US"/>
+        </w:rPr>
         <w:t>└─────────────────────</w:t>
       </w:r>
     </w:p>
     <w:p>
       <w:pPr>
-        <w:pStyle w:val="12"/>
         <w:numPr>
           <w:ilvl w:val="0"/>
-          <w:numId w:val="1"/>
+          <w:numId w:val="0"/>
         </w:numPr>
         <w:spacing w:line="360" w:lineRule="auto"/>
-        <w:ind w:firstLineChars="0"/>
         <w:jc w:val="both"/>
         <w:rPr>
-          <w:rFonts w:ascii="楷体" w:hAnsi="楷体" w:eastAsia="楷体" w:cs="楷体"/>
-          <w:sz w:val="28"/>
-          <w:szCs w:val="28"/>
-        </w:rPr>
-      </w:pPr>
+          <w:rFonts w:hint="eastAsia" w:ascii="楷体" w:hAnsi="楷体" w:eastAsia="楷体" w:cs="楷体"/>
+          <w:b w:val="0"/>
+          <w:bCs w:val="0"/>
+          <w:i w:val="0"/>
+          <w:iCs w:val="0"/>
+          <w:color w:val="000000"/>
+          <w:kern w:val="2"/>
+          <w:sz w:val="28"/>
+          <w:szCs w:val="28"/>
+          <w:highlight w:val="none"/>
+          <w:vertAlign w:val="baseline"/>
+          <w:lang w:val="en-US" w:eastAsia="zh-CN"/>
+        </w:rPr>
+      </w:pPr>
+      <w:r>
+        <w:rPr>
+          <w:rFonts w:hint="eastAsia" w:hAnsi="楷体" w:eastAsia="楷体" w:cs="楷体"/>
+          <w:sz w:val="28"/>
+          <w:szCs w:val="28"/>
+          <w:lang w:val="en-US" w:eastAsia="zh-CN"/>
+        </w:rPr>
+        <w:t>Q:</w:t>
+      </w:r>
       <w:r>
         <w:rPr>
           <w:rFonts w:hint="default" w:ascii="楷体" w:hAnsi="楷体" w:eastAsia="楷体" w:cs="楷体"/>
@@ -1838,12 +1818,87 @@
           <w:vertAlign w:val="baseline"/>
           <w:lang w:val="en-US" w:eastAsia="zh-CN"/>
         </w:rPr>
+        <w:t>Transformer</w:t>
+      </w:r>
+      <w:r>
+        <w:rPr>
+          <w:rFonts w:hint="eastAsia" w:ascii="楷体" w:hAnsi="楷体" w:eastAsia="楷体" w:cs="楷体"/>
+          <w:b w:val="0"/>
+          <w:bCs w:val="0"/>
+          <w:i w:val="0"/>
+          <w:iCs w:val="0"/>
+          <w:color w:val="000000"/>
+          <w:kern w:val="2"/>
+          <w:sz w:val="28"/>
+          <w:szCs w:val="28"/>
+          <w:highlight w:val="none"/>
+          <w:vertAlign w:val="baseline"/>
+          <w:lang w:val="en-US" w:eastAsia="zh-CN"/>
+        </w:rPr>
+        <w:t>干什么的</w:t>
+      </w:r>
+    </w:p>
+    <w:p>
+      <w:pPr>
+        <w:numPr>
+          <w:ilvl w:val="0"/>
+          <w:numId w:val="0"/>
+        </w:numPr>
+        <w:spacing w:line="360" w:lineRule="auto"/>
+        <w:jc w:val="both"/>
+        <w:rPr>
+          <w:rFonts w:hint="default" w:ascii="楷体" w:hAnsi="楷体" w:eastAsia="楷体" w:cs="楷体"/>
+          <w:b w:val="0"/>
+          <w:bCs w:val="0"/>
+          <w:i w:val="0"/>
+          <w:iCs w:val="0"/>
+          <w:color w:val="000000"/>
+          <w:kern w:val="2"/>
+          <w:sz w:val="28"/>
+          <w:szCs w:val="28"/>
+          <w:highlight w:val="none"/>
+          <w:vertAlign w:val="baseline"/>
+          <w:lang w:val="en-US" w:eastAsia="zh-CN"/>
+        </w:rPr>
+      </w:pPr>
+      <w:r>
+        <w:rPr>
+          <w:rFonts w:hint="eastAsia" w:ascii="楷体" w:hAnsi="楷体" w:eastAsia="楷体" w:cs="楷体"/>
+          <w:b w:val="0"/>
+          <w:bCs w:val="0"/>
+          <w:i w:val="0"/>
+          <w:iCs w:val="0"/>
+          <w:color w:val="000000"/>
+          <w:kern w:val="2"/>
+          <w:sz w:val="28"/>
+          <w:szCs w:val="28"/>
+          <w:highlight w:val="none"/>
+          <w:vertAlign w:val="baseline"/>
+          <w:lang w:val="en-US" w:eastAsia="zh-CN"/>
+        </w:rPr>
+        <w:t>A:Transformer 是一种用来处理 “序列数据” 的深度学习模型，专门用来做 “理解语言、生成语言” 的任务。</w:t>
+      </w:r>
+    </w:p>
+    <w:p>
+      <w:pPr>
+        <w:pStyle w:val="3"/>
+        <w:numPr>
+          <w:ilvl w:val="0"/>
+          <w:numId w:val="1"/>
+        </w:numPr>
+        <w:bidi w:val="0"/>
+      </w:pPr>
+      <w:r>
+        <w:rPr>
+          <w:rFonts w:hint="default"/>
+          <w:lang w:val="en-US" w:eastAsia="zh-CN"/>
+        </w:rPr>
         <w:t>Decoder 的推理流程：自回归推理，采样策略。</w:t>
       </w:r>
     </w:p>
     <w:p>
       <w:pPr>
-        <w:pStyle w:val="12"/>
+        <w:pStyle w:val="15"/>
         <w:numPr>
           <w:ilvl w:val="0"/>
           <w:numId w:val="0"/>
@@ -1912,7 +1967,7 @@
     </w:p>
     <w:p>
       <w:pPr>
-        <w:pStyle w:val="12"/>
+        <w:pStyle w:val="15"/>
         <w:numPr>
           <w:ilvl w:val="0"/>
           <w:numId w:val="0"/>
@@ -1938,7 +1993,7 @@
     </w:p>
     <w:p>
       <w:pPr>
-        <w:pStyle w:val="12"/>
+        <w:pStyle w:val="15"/>
         <w:numPr>
           <w:ilvl w:val="0"/>
           <w:numId w:val="0"/>
@@ -1981,7 +2036,7 @@
     </w:p>
     <w:tbl>
       <w:tblPr>
-        <w:tblStyle w:val="3"/>
+        <w:tblStyle w:val="5"/>
         <w:tblW w:w="9293" w:type="dxa"/>
         <w:tblInd w:w="0" w:type="dxa"/>
         <w:tblBorders>
@@ -2038,7 +2093,7 @@
           </w:tcPr>
           <w:p>
             <w:pPr>
-              <w:pStyle w:val="12"/>
+              <w:pStyle w:val="15"/>
               <w:numPr>
                 <w:ilvl w:val="0"/>
                 <w:numId w:val="0"/>
@@ -2092,7 +2147,7 @@
           </w:tcPr>
           <w:p>
             <w:pPr>
-              <w:pStyle w:val="12"/>
+              <w:pStyle w:val="15"/>
               <w:numPr>
                 <w:ilvl w:val="0"/>
                 <w:numId w:val="0"/>
@@ -2146,7 +2201,7 @@
           </w:tcPr>
           <w:p>
             <w:pPr>
-              <w:pStyle w:val="12"/>
+              <w:pStyle w:val="15"/>
               <w:numPr>
                 <w:ilvl w:val="0"/>
                 <w:numId w:val="0"/>
@@ -2200,7 +2255,7 @@
           </w:tcPr>
           <w:p>
             <w:pPr>
-              <w:pStyle w:val="12"/>
+              <w:pStyle w:val="15"/>
               <w:numPr>
                 <w:ilvl w:val="0"/>
                 <w:numId w:val="0"/>
@@ -2275,7 +2330,7 @@
           </w:tcPr>
           <w:p>
             <w:pPr>
-              <w:pStyle w:val="12"/>
+              <w:pStyle w:val="15"/>
               <w:numPr>
                 <w:ilvl w:val="0"/>
                 <w:numId w:val="0"/>
@@ -2318,7 +2373,7 @@
           </w:p>
           <w:p>
             <w:pPr>
-              <w:pStyle w:val="12"/>
+              <w:pStyle w:val="15"/>
               <w:numPr>
                 <w:ilvl w:val="0"/>
                 <w:numId w:val="0"/>
@@ -2372,7 +2427,7 @@
           </w:tcPr>
           <w:p>
             <w:pPr>
-              <w:pStyle w:val="12"/>
+              <w:pStyle w:val="15"/>
               <w:numPr>
                 <w:ilvl w:val="0"/>
                 <w:numId w:val="0"/>
@@ -2426,7 +2481,7 @@
           </w:tcPr>
           <w:p>
             <w:pPr>
-              <w:pStyle w:val="12"/>
+              <w:pStyle w:val="15"/>
               <w:numPr>
                 <w:ilvl w:val="0"/>
                 <w:numId w:val="0"/>
@@ -2480,7 +2535,7 @@
           </w:tcPr>
           <w:p>
             <w:pPr>
-              <w:pStyle w:val="12"/>
+              <w:pStyle w:val="15"/>
               <w:numPr>
                 <w:ilvl w:val="0"/>
                 <w:numId w:val="0"/>
@@ -2555,7 +2610,7 @@
           </w:tcPr>
           <w:p>
             <w:pPr>
-              <w:pStyle w:val="12"/>
+              <w:pStyle w:val="15"/>
               <w:numPr>
                 <w:ilvl w:val="0"/>
                 <w:numId w:val="0"/>
@@ -2609,7 +2664,7 @@
           </w:tcPr>
           <w:p>
             <w:pPr>
-              <w:pStyle w:val="12"/>
+              <w:pStyle w:val="15"/>
               <w:numPr>
                 <w:ilvl w:val="0"/>
                 <w:numId w:val="0"/>
@@ -2663,7 +2718,7 @@
           </w:tcPr>
           <w:p>
             <w:pPr>
-              <w:pStyle w:val="12"/>
+              <w:pStyle w:val="15"/>
               <w:numPr>
                 <w:ilvl w:val="0"/>
                 <w:numId w:val="0"/>
@@ -2717,7 +2772,7 @@
           </w:tcPr>
           <w:p>
             <w:pPr>
-              <w:pStyle w:val="12"/>
+              <w:pStyle w:val="15"/>
               <w:numPr>
                 <w:ilvl w:val="0"/>
                 <w:numId w:val="0"/>
@@ -2792,7 +2847,7 @@
           </w:tcPr>
           <w:p>
             <w:pPr>
-              <w:pStyle w:val="12"/>
+              <w:pStyle w:val="15"/>
               <w:numPr>
                 <w:ilvl w:val="0"/>
                 <w:numId w:val="0"/>
@@ -2846,7 +2901,7 @@
           </w:tcPr>
           <w:p>
             <w:pPr>
-              <w:pStyle w:val="12"/>
+              <w:pStyle w:val="15"/>
               <w:numPr>
                 <w:ilvl w:val="0"/>
                 <w:numId w:val="0"/>
@@ -2900,7 +2955,7 @@
           </w:tcPr>
           <w:p>
             <w:pPr>
-              <w:pStyle w:val="12"/>
+              <w:pStyle w:val="15"/>
               <w:numPr>
                 <w:ilvl w:val="0"/>
                 <w:numId w:val="0"/>
@@ -2954,7 +3009,7 @@
           </w:tcPr>
           <w:p>
             <w:pPr>
-              <w:pStyle w:val="12"/>
+              <w:pStyle w:val="15"/>
               <w:numPr>
                 <w:ilvl w:val="0"/>
                 <w:numId w:val="0"/>
@@ -3012,7 +3067,7 @@
           </w:tcPr>
           <w:p>
             <w:pPr>
-              <w:pStyle w:val="12"/>
+              <w:pStyle w:val="15"/>
               <w:numPr>
                 <w:ilvl w:val="0"/>
                 <w:numId w:val="0"/>
@@ -3066,7 +3121,7 @@
           </w:tcPr>
           <w:p>
             <w:pPr>
-              <w:pStyle w:val="12"/>
+              <w:pStyle w:val="15"/>
               <w:numPr>
                 <w:ilvl w:val="0"/>
                 <w:numId w:val="0"/>
@@ -3120,7 +3175,7 @@
           </w:tcPr>
           <w:p>
             <w:pPr>
-              <w:pStyle w:val="12"/>
+              <w:pStyle w:val="15"/>
               <w:numPr>
                 <w:ilvl w:val="0"/>
                 <w:numId w:val="0"/>
@@ -3174,7 +3229,7 @@
           </w:tcPr>
           <w:p>
             <w:pPr>
-              <w:pStyle w:val="12"/>
+              <w:pStyle w:val="15"/>
               <w:numPr>
                 <w:ilvl w:val="0"/>
                 <w:numId w:val="0"/>
@@ -3232,7 +3287,7 @@
           </w:tcPr>
           <w:p>
             <w:pPr>
-              <w:pStyle w:val="12"/>
+              <w:pStyle w:val="15"/>
               <w:numPr>
                 <w:ilvl w:val="0"/>
                 <w:numId w:val="0"/>
@@ -3286,7 +3341,7 @@
           </w:tcPr>
           <w:p>
             <w:pPr>
-              <w:pStyle w:val="12"/>
+              <w:pStyle w:val="15"/>
               <w:numPr>
                 <w:ilvl w:val="0"/>
                 <w:numId w:val="0"/>
@@ -3323,7 +3378,7 @@
           </w:tcPr>
           <w:p>
             <w:pPr>
-              <w:pStyle w:val="12"/>
+              <w:pStyle w:val="15"/>
               <w:numPr>
                 <w:ilvl w:val="0"/>
                 <w:numId w:val="0"/>
@@ -3377,7 +3432,7 @@
           </w:tcPr>
           <w:p>
             <w:pPr>
-              <w:pStyle w:val="12"/>
+              <w:pStyle w:val="15"/>
               <w:numPr>
                 <w:ilvl w:val="0"/>
                 <w:numId w:val="0"/>
@@ -3406,7 +3461,7 @@
     </w:tbl>
     <w:p>
       <w:pPr>
-        <w:pStyle w:val="12"/>
+        <w:pStyle w:val="15"/>
         <w:numPr>
           <w:ilvl w:val="0"/>
           <w:numId w:val="0"/>
@@ -3422,7 +3477,7 @@
     </w:p>
     <w:p>
       <w:pPr>
-        <w:pStyle w:val="12"/>
+        <w:pStyle w:val="15"/>
         <w:numPr>
           <w:ilvl w:val="0"/>
           <w:numId w:val="0"/>
@@ -3439,28 +3494,12 @@
     </w:p>
     <w:p>
       <w:pPr>
-        <w:spacing w:line="360" w:lineRule="auto"/>
-        <w:ind w:firstLine="0" w:firstLineChars="0"/>
-        <w:jc w:val="both"/>
-        <w:rPr>
-          <w:rFonts w:ascii="楷体" w:hAnsi="楷体" w:eastAsia="楷体" w:cs="楷体"/>
-          <w:sz w:val="28"/>
-          <w:szCs w:val="28"/>
-        </w:rPr>
-      </w:pPr>
-      <w:r>
-        <w:rPr>
-          <w:rFonts w:hint="default" w:ascii="楷体" w:hAnsi="楷体" w:eastAsia="楷体" w:cs="楷体"/>
-          <w:b w:val="0"/>
-          <w:bCs w:val="0"/>
-          <w:i w:val="0"/>
-          <w:iCs w:val="0"/>
-          <w:color w:val="000000"/>
-          <w:kern w:val="2"/>
-          <w:sz w:val="28"/>
-          <w:szCs w:val="28"/>
-          <w:highlight w:val="none"/>
-          <w:vertAlign w:val="baseline"/>
+        <w:pStyle w:val="3"/>
+        <w:bidi w:val="0"/>
+      </w:pPr>
+      <w:r>
+        <w:rPr>
+          <w:rFonts w:hint="default"/>
           <w:lang w:val="en-US" w:eastAsia="zh-CN"/>
         </w:rPr>
         <w:t>3）Bert 是什么，如何训练。</w:t>
@@ -3497,33 +3536,16 @@
     </w:p>
     <w:p>
       <w:pPr>
-        <w:pStyle w:val="12"/>
+        <w:pStyle w:val="3"/>
         <w:numPr>
           <w:ilvl w:val="0"/>
           <w:numId w:val="2"/>
         </w:numPr>
-        <w:spacing w:line="360" w:lineRule="auto"/>
-        <w:ind w:firstLineChars="0"/>
-        <w:jc w:val="both"/>
-        <w:rPr>
-          <w:rFonts w:ascii="楷体" w:hAnsi="楷体" w:eastAsia="楷体" w:cs="楷体"/>
-          <w:sz w:val="28"/>
-          <w:szCs w:val="28"/>
-        </w:rPr>
-      </w:pPr>
-      <w:r>
-        <w:rPr>
-          <w:rFonts w:hint="default" w:ascii="楷体" w:hAnsi="楷体" w:eastAsia="楷体" w:cs="楷体"/>
-          <w:b w:val="0"/>
-          <w:bCs w:val="0"/>
-          <w:i w:val="0"/>
-          <w:iCs w:val="0"/>
-          <w:color w:val="000000"/>
-          <w:kern w:val="2"/>
-          <w:sz w:val="28"/>
-          <w:szCs w:val="28"/>
-          <w:highlight w:val="none"/>
-          <w:vertAlign w:val="baseline"/>
+        <w:bidi w:val="0"/>
+      </w:pPr>
+      <w:r>
+        <w:rPr>
+          <w:rFonts w:hint="default"/>
           <w:lang w:val="en-US" w:eastAsia="zh-CN"/>
         </w:rPr>
         <w:t>思考attention与rnn, lstm的区别。（为什么要拿他们做对比？）</w:t>
@@ -3531,7 +3553,7 @@
     </w:p>
     <w:p>
       <w:pPr>
-        <w:pStyle w:val="12"/>
+        <w:pStyle w:val="15"/>
         <w:numPr>
           <w:ilvl w:val="0"/>
           <w:numId w:val="0"/>
@@ -3558,7 +3580,7 @@
     </w:p>
     <w:p>
       <w:pPr>
-        <w:pStyle w:val="12"/>
+        <w:pStyle w:val="15"/>
         <w:numPr>
           <w:ilvl w:val="0"/>
           <w:numId w:val="0"/>
@@ -3585,7 +3607,7 @@
     </w:p>
     <w:tbl>
       <w:tblPr>
-        <w:tblStyle w:val="3"/>
+        <w:tblStyle w:val="5"/>
         <w:tblW w:w="8793" w:type="dxa"/>
         <w:tblInd w:w="0" w:type="dxa"/>
         <w:tblBorders>
@@ -3641,7 +3663,7 @@
           </w:tcPr>
           <w:p>
             <w:pPr>
-              <w:pStyle w:val="12"/>
+              <w:pStyle w:val="15"/>
               <w:numPr>
                 <w:ilvl w:val="0"/>
                 <w:numId w:val="0"/>
@@ -3656,7 +3678,6 @@
                 <w:lang w:val="en-US" w:eastAsia="zh-CN"/>
               </w:rPr>
             </w:pPr>
-            <w:bookmarkStart w:id="0" w:name="_GoBack"/>
             <w:r>
               <w:rPr>
                 <w:rFonts w:hint="eastAsia" w:hAnsi="楷体" w:cs="楷体"/>
@@ -3680,7 +3701,7 @@
           </w:tcPr>
           <w:p>
             <w:pPr>
-              <w:pStyle w:val="12"/>
+              <w:pStyle w:val="15"/>
               <w:numPr>
                 <w:ilvl w:val="0"/>
                 <w:numId w:val="0"/>
@@ -3736,7 +3757,7 @@
           </w:tcPr>
           <w:p>
             <w:pPr>
-              <w:pStyle w:val="12"/>
+              <w:pStyle w:val="15"/>
               <w:numPr>
                 <w:ilvl w:val="0"/>
                 <w:numId w:val="0"/>
@@ -3813,7 +3834,7 @@
           </w:tcPr>
           <w:p>
             <w:pPr>
-              <w:pStyle w:val="12"/>
+              <w:pStyle w:val="15"/>
               <w:numPr>
                 <w:ilvl w:val="0"/>
                 <w:numId w:val="0"/>
@@ -3851,7 +3872,7 @@
           </w:tcPr>
           <w:p>
             <w:pPr>
-              <w:pStyle w:val="12"/>
+              <w:pStyle w:val="15"/>
               <w:numPr>
                 <w:ilvl w:val="0"/>
                 <w:numId w:val="0"/>
@@ -3889,7 +3910,7 @@
           </w:tcPr>
           <w:p>
             <w:pPr>
-              <w:pStyle w:val="12"/>
+              <w:pStyle w:val="15"/>
               <w:numPr>
                 <w:ilvl w:val="0"/>
                 <w:numId w:val="0"/>
@@ -3948,7 +3969,7 @@
           </w:tcPr>
           <w:p>
             <w:pPr>
-              <w:pStyle w:val="12"/>
+              <w:pStyle w:val="15"/>
               <w:numPr>
                 <w:ilvl w:val="0"/>
                 <w:numId w:val="0"/>
@@ -3986,7 +4007,7 @@
           </w:tcPr>
           <w:p>
             <w:pPr>
-              <w:pStyle w:val="12"/>
+              <w:pStyle w:val="15"/>
               <w:numPr>
                 <w:ilvl w:val="0"/>
                 <w:numId w:val="0"/>
@@ -4042,7 +4063,7 @@
           </w:tcPr>
           <w:p>
             <w:pPr>
-              <w:pStyle w:val="12"/>
+              <w:pStyle w:val="15"/>
               <w:numPr>
                 <w:ilvl w:val="0"/>
                 <w:numId w:val="0"/>
@@ -4128,7 +4149,7 @@
           </w:tcPr>
           <w:p>
             <w:pPr>
-              <w:pStyle w:val="12"/>
+              <w:pStyle w:val="15"/>
               <w:numPr>
                 <w:ilvl w:val="0"/>
                 <w:numId w:val="0"/>
@@ -4166,7 +4187,7 @@
           </w:tcPr>
           <w:p>
             <w:pPr>
-              <w:pStyle w:val="12"/>
+              <w:pStyle w:val="15"/>
               <w:numPr>
                 <w:ilvl w:val="0"/>
                 <w:numId w:val="0"/>
@@ -4213,7 +4234,7 @@
           </w:tcPr>
           <w:p>
             <w:pPr>
-              <w:pStyle w:val="12"/>
+              <w:pStyle w:val="15"/>
               <w:numPr>
                 <w:ilvl w:val="0"/>
                 <w:numId w:val="0"/>
@@ -4240,11 +4261,10 @@
           </w:p>
         </w:tc>
       </w:tr>
-      <w:bookmarkEnd w:id="0"/>
     </w:tbl>
     <w:p>
       <w:pPr>
-        <w:pStyle w:val="12"/>
+        <w:pStyle w:val="15"/>
         <w:numPr>
           <w:ilvl w:val="0"/>
           <w:numId w:val="0"/>
@@ -4266,12 +4286,30 @@
           <w:szCs w:val="28"/>
           <w:lang w:eastAsia="zh-CN"/>
         </w:rPr>
-        <w:t>为什么？</w:t>
-      </w:r>
-    </w:p>
-    <w:p>
-      <w:pPr>
-        <w:pStyle w:val="12"/>
+        <w:t>为什么</w:t>
+      </w:r>
+      <w:r>
+        <w:rPr>
+          <w:rFonts w:hint="eastAsia" w:ascii="楷体" w:hAnsi="楷体" w:cs="楷体"/>
+          <w:sz w:val="28"/>
+          <w:szCs w:val="28"/>
+          <w:lang w:val="en-US" w:eastAsia="zh-CN"/>
+        </w:rPr>
+        <w:t>对比</w:t>
+      </w:r>
+      <w:r>
+        <w:rPr>
+          <w:rFonts w:hint="eastAsia" w:ascii="楷体" w:hAnsi="楷体" w:cs="楷体"/>
+          <w:sz w:val="28"/>
+          <w:szCs w:val="28"/>
+          <w:lang w:eastAsia="zh-CN"/>
+        </w:rPr>
+        <w:t>？</w:t>
+      </w:r>
+    </w:p>
+    <w:p>
+      <w:pPr>
+        <w:pStyle w:val="15"/>
         <w:numPr>
           <w:ilvl w:val="0"/>
           <w:numId w:val="0"/>
@@ -4361,7 +4399,7 @@
     </w:p>
     <w:p>
       <w:pPr>
-        <w:pStyle w:val="12"/>
+        <w:pStyle w:val="15"/>
         <w:numPr>
           <w:ilvl w:val="0"/>
           <w:numId w:val="0"/>
@@ -4415,7 +4453,7 @@
     </w:p>
     <w:p>
       <w:pPr>
-        <w:pStyle w:val="12"/>
+        <w:pStyle w:val="15"/>
         <w:numPr>
           <w:ilvl w:val="0"/>
           <w:numId w:val="0"/>
@@ -4522,37 +4560,16 @@
     </w:p>
     <w:p>
       <w:pPr>
-        <w:spacing w:line="360" w:lineRule="auto"/>
-        <w:ind w:firstLine="0" w:firstLineChars="0"/>
-        <w:jc w:val="both"/>
-        <w:rPr>
-          <w:rFonts w:hint="default" w:ascii="楷体" w:hAnsi="楷体" w:eastAsia="楷体" w:cs="楷体"/>
-          <w:b w:val="0"/>
-          <w:bCs w:val="0"/>
-          <w:i w:val="0"/>
-          <w:iCs w:val="0"/>
-          <w:color w:val="000000"/>
-          <w:kern w:val="2"/>
-          <w:sz w:val="28"/>
-          <w:szCs w:val="28"/>
-          <w:highlight w:val="none"/>
-          <w:vertAlign w:val="baseline"/>
-          <w:lang w:val="en-US" w:eastAsia="zh-CN"/>
-        </w:rPr>
-      </w:pPr>
-      <w:r>
-        <w:rPr>
-          <w:rFonts w:hint="default" w:ascii="楷体" w:hAnsi="楷体" w:eastAsia="楷体" w:cs="楷体"/>
-          <w:b w:val="0"/>
-          <w:bCs w:val="0"/>
-          <w:i w:val="0"/>
-          <w:iCs w:val="0"/>
-          <w:color w:val="000000"/>
-          <w:kern w:val="2"/>
-          <w:sz w:val="28"/>
-          <w:szCs w:val="28"/>
-          <w:highlight w:val="none"/>
-          <w:vertAlign w:val="baseline"/>
+        <w:pStyle w:val="3"/>
+        <w:bidi w:val="0"/>
+        <w:rPr>
+          <w:rFonts w:hint="default"/>
+          <w:lang w:val="en-US" w:eastAsia="zh-CN"/>
+        </w:rPr>
+      </w:pPr>
+      <w:r>
+        <w:rPr>
+          <w:rFonts w:hint="default"/>
           <w:lang w:val="en-US" w:eastAsia="zh-CN"/>
         </w:rPr>
         <w:t>2）思考自回归推理和普通的推理流程有什么区别，为什么要使用自回归推理</w:t>
@@ -4560,7 +4577,7 @@
     </w:p>
     <w:tbl>
       <w:tblPr>
-        <w:tblStyle w:val="3"/>
+        <w:tblStyle w:val="5"/>
         <w:tblW w:w="0" w:type="auto"/>
         <w:tblInd w:w="0" w:type="dxa"/>
         <w:tblBorders>
@@ -4580,9 +4597,9 @@
         </w:tblCellMar>
       </w:tblPr>
       <w:tblGrid>
-        <w:gridCol w:w="1835"/>
-        <w:gridCol w:w="3181"/>
-        <w:gridCol w:w="3290"/>
+        <w:gridCol w:w="1833"/>
+        <w:gridCol w:w="3177"/>
+        <w:gridCol w:w="3286"/>
       </w:tblGrid>
       <w:tr>
         <w:tblPrEx>
@@ -5206,7 +5223,7 @@
     </w:p>
     <w:p>
       <w:pPr>
-        <w:pStyle w:val="12"/>
+        <w:pStyle w:val="15"/>
         <w:numPr>
           <w:ilvl w:val="0"/>
           <w:numId w:val="3"/>
@@ -5232,7 +5249,7 @@
     </w:p>
     <w:p>
       <w:pPr>
-        <w:pStyle w:val="12"/>
+        <w:pStyle w:val="15"/>
         <w:numPr>
           <w:ilvl w:val="0"/>
           <w:numId w:val="3"/>
@@ -5321,7 +5338,7 @@
     </w:p>
     <w:p>
       <w:pPr>
-        <w:pStyle w:val="12"/>
+        <w:pStyle w:val="15"/>
         <w:numPr>
           <w:ilvl w:val="0"/>
           <w:numId w:val="3"/>
@@ -5347,8 +5364,13 @@
     </w:p>
     <w:p>
       <w:pPr>
+        <w:pStyle w:val="15"/>
+        <w:numPr>
+          <w:ilvl w:val="0"/>
+          <w:numId w:val="0"/>
+        </w:numPr>
         <w:spacing w:line="360" w:lineRule="auto"/>
-        <w:ind w:firstLine="0" w:firstLineChars="0"/>
+        <w:ind w:leftChars="0"/>
         <w:jc w:val="both"/>
         <w:rPr>
           <w:rFonts w:ascii="楷体" w:hAnsi="楷体" w:eastAsia="楷体" w:cs="楷体"/>
@@ -5356,64 +5378,208 @@
           <w:szCs w:val="28"/>
         </w:rPr>
       </w:pPr>
-      <w:r>
-        <w:rPr>
-          <w:rFonts w:hint="default" w:ascii="楷体" w:hAnsi="楷体" w:eastAsia="楷体" w:cs="楷体"/>
-          <w:b w:val="0"/>
-          <w:bCs w:val="0"/>
-          <w:i w:val="0"/>
-          <w:iCs w:val="0"/>
-          <w:color w:val="000000"/>
-          <w:kern w:val="2"/>
-          <w:sz w:val="28"/>
-          <w:szCs w:val="28"/>
-          <w:highlight w:val="none"/>
-          <w:vertAlign w:val="baseline"/>
-          <w:lang w:val="en-US" w:eastAsia="zh-CN"/>
-        </w:rPr>
-        <w:t>2）能够用pytorch复现Transformer</w:t>
-      </w:r>
-    </w:p>
-    <w:p>
-      <w:pPr>
-        <w:spacing w:line="360" w:lineRule="auto"/>
-        <w:ind w:firstLine="0" w:firstLineChars="0"/>
-        <w:jc w:val="both"/>
-        <w:rPr>
-          <w:rFonts w:ascii="楷体" w:hAnsi="楷体" w:eastAsia="楷体" w:cs="楷体"/>
-          <w:sz w:val="28"/>
-          <w:szCs w:val="28"/>
-        </w:rPr>
-      </w:pPr>
-      <w:r>
-        <w:rPr>
-          <w:rFonts w:hint="default" w:ascii="楷体" w:hAnsi="楷体" w:eastAsia="楷体" w:cs="楷体"/>
-          <w:b w:val="0"/>
-          <w:bCs w:val="0"/>
-          <w:i w:val="0"/>
-          <w:iCs w:val="0"/>
-          <w:color w:val="000000"/>
-          <w:kern w:val="2"/>
-          <w:sz w:val="28"/>
-          <w:szCs w:val="28"/>
-          <w:highlight w:val="none"/>
-          <w:vertAlign w:val="baseline"/>
-          <w:lang w:val="en-US" w:eastAsia="zh-CN"/>
-        </w:rPr>
-        <w:t>3）思考如何用Transformer来做简单的语言模型</w:t>
-      </w:r>
-    </w:p>
-    <w:p>
-      <w:pPr>
-        <w:spacing w:line="360" w:lineRule="auto"/>
-        <w:ind w:firstLine="0" w:firstLineChars="0"/>
-        <w:jc w:val="both"/>
-        <w:rPr>
-          <w:rFonts w:ascii="楷体" w:hAnsi="楷体" w:eastAsia="楷体" w:cs="楷体"/>
-          <w:sz w:val="28"/>
-          <w:szCs w:val="28"/>
-        </w:rPr>
-      </w:pPr>
+    </w:p>
+    <w:p>
+      <w:pPr>
+        <w:pStyle w:val="3"/>
+        <w:numPr>
+          <w:ilvl w:val="0"/>
+          <w:numId w:val="2"/>
+        </w:numPr>
+        <w:bidi w:val="0"/>
+        <w:ind w:left="420" w:leftChars="0" w:hanging="420" w:firstLineChars="0"/>
+        <w:rPr>
+          <w:rFonts w:hint="default"/>
+          <w:lang w:val="en-US" w:eastAsia="zh-CN"/>
+        </w:rPr>
+      </w:pPr>
+      <w:r>
+        <w:rPr>
+          <w:rFonts w:hint="default"/>
+          <w:lang w:val="en-US" w:eastAsia="zh-CN"/>
+        </w:rPr>
+        <w:t>能够用pytorch复现Transformer</w:t>
+      </w:r>
+    </w:p>
+    <w:p>
+      <w:pPr>
+        <w:numPr>
+          <w:numId w:val="0"/>
+        </w:numPr>
+        <w:ind w:leftChars="0"/>
+        <w:rPr>
+          <w:rFonts w:hint="eastAsia"/>
+          <w:sz w:val="28"/>
+          <w:szCs w:val="28"/>
+          <w:lang w:val="en-US" w:eastAsia="zh-CN"/>
+        </w:rPr>
+      </w:pPr>
+      <w:r>
+        <w:rPr>
+          <w:rFonts w:hint="eastAsia"/>
+          <w:sz w:val="28"/>
+          <w:szCs w:val="28"/>
+          <w:lang w:val="en-US" w:eastAsia="zh-CN"/>
+        </w:rPr>
+        <w:t>回顾：pytorch是一个python库，用于深度学习、神经网络、AI模型。</w:t>
+      </w:r>
+    </w:p>
+    <w:p>
+      <w:pPr>
+        <w:numPr>
+          <w:numId w:val="0"/>
+        </w:numPr>
+        <w:ind w:leftChars="0"/>
+        <w:rPr>
+          <w:rFonts w:hint="default"/>
+          <w:sz w:val="28"/>
+          <w:szCs w:val="28"/>
+          <w:lang w:val="en-US" w:eastAsia="zh-CN"/>
+        </w:rPr>
+      </w:pPr>
+      <w:r>
+        <w:rPr>
+          <w:rFonts w:hint="eastAsia"/>
+          <w:sz w:val="28"/>
+          <w:szCs w:val="28"/>
+          <w:lang w:val="en-US" w:eastAsia="zh-CN"/>
+        </w:rPr>
+        <w:t>详细见“第三阶段实践学习.word”</w:t>
+      </w:r>
+      <w:bookmarkStart w:id="0" w:name="_GoBack"/>
+      <w:bookmarkEnd w:id="0"/>
+    </w:p>
+    <w:p>
+      <w:pPr>
+        <w:pStyle w:val="3"/>
+        <w:numPr>
+          <w:ilvl w:val="0"/>
+          <w:numId w:val="2"/>
+        </w:numPr>
+        <w:bidi w:val="0"/>
+        <w:ind w:left="420" w:leftChars="0" w:hanging="420" w:firstLineChars="0"/>
+        <w:rPr>
+          <w:rFonts w:hint="default"/>
+          <w:lang w:val="en-US" w:eastAsia="zh-CN"/>
+        </w:rPr>
+      </w:pPr>
+      <w:r>
+        <w:rPr>
+          <w:rFonts w:hint="default"/>
+          <w:lang w:val="en-US" w:eastAsia="zh-CN"/>
+        </w:rPr>
+        <w:t>思考如何用Transformer来做简单的语言模型</w:t>
+      </w:r>
+    </w:p>
+    <w:p>
+      <w:pPr>
+        <w:numPr>
+          <w:numId w:val="0"/>
+        </w:numPr>
+        <w:ind w:leftChars="0"/>
+        <w:rPr>
+          <w:rFonts w:hint="eastAsia"/>
+          <w:sz w:val="28"/>
+          <w:szCs w:val="28"/>
+          <w:lang w:val="en-US" w:eastAsia="zh-CN"/>
+        </w:rPr>
+      </w:pPr>
+      <w:r>
+        <w:rPr>
+          <w:rFonts w:hint="eastAsia"/>
+          <w:sz w:val="28"/>
+          <w:szCs w:val="28"/>
+          <w:lang w:val="en-US" w:eastAsia="zh-CN"/>
+        </w:rPr>
+        <w:t>语言模型为在模型中输入一段文字可预测下一个字词。</w:t>
+      </w:r>
+    </w:p>
+    <w:p>
+      <w:pPr>
+        <w:numPr>
+          <w:numId w:val="0"/>
+        </w:numPr>
+        <w:ind w:leftChars="0"/>
+        <w:rPr>
+          <w:rFonts w:hint="eastAsia"/>
+          <w:sz w:val="28"/>
+          <w:szCs w:val="28"/>
+          <w:lang w:val="en-US" w:eastAsia="zh-CN"/>
+        </w:rPr>
+      </w:pPr>
+      <w:r>
+        <w:rPr>
+          <w:rFonts w:hint="eastAsia"/>
+          <w:sz w:val="28"/>
+          <w:szCs w:val="28"/>
+          <w:lang w:val="en-US" w:eastAsia="zh-CN"/>
+        </w:rPr>
+        <w:t>原理：使用 Transformer 的解码器结构，通过掩码自注意力学习文本序列的概率分布，实现根据上文预测下一个单词的生成任务。</w:t>
+      </w:r>
+    </w:p>
+    <w:p>
+      <w:pPr>
+        <w:numPr>
+          <w:numId w:val="0"/>
+        </w:numPr>
+        <w:ind w:leftChars="0"/>
+        <w:rPr>
+          <w:rFonts w:hint="default"/>
+          <w:sz w:val="28"/>
+          <w:szCs w:val="28"/>
+          <w:lang w:val="en-US" w:eastAsia="zh-CN"/>
+        </w:rPr>
+      </w:pPr>
+      <w:r>
+        <w:rPr>
+          <w:rFonts w:hint="eastAsia"/>
+          <w:lang w:val="en-US" w:eastAsia="zh-CN"/>
+        </w:rPr>
+        <w:t>ai生成代码（word21)可初步完成</w:t>
+      </w:r>
+      <w:r>
+        <w:drawing>
+          <wp:inline distT="0" distB="0" distL="114300" distR="114300">
+            <wp:extent cx="3276600" cy="1490980"/>
+            <wp:effectExtent l="0" t="0" r="0" b="7620"/>
+            <wp:docPr id="1" name="图片 1"/>
+            <wp:cNvGraphicFramePr>
+              <a:graphicFrameLocks xmlns:a="http://schemas.openxmlformats.org/drawingml/2006/main" noChangeAspect="1"/>
+            </wp:cNvGraphicFramePr>
+            <a:graphic xmlns:a="http://schemas.openxmlformats.org/drawingml/2006/main">
+              <a:graphicData uri="http://schemas.openxmlformats.org/drawingml/2006/picture">
+                <pic:pic xmlns:pic="http://schemas.openxmlformats.org/drawingml/2006/picture">
+                  <pic:nvPicPr>
+                    <pic:cNvPr id="1" name="图片 1"/>
+                    <pic:cNvPicPr>
+                      <a:picLocks noChangeAspect="1"/>
+                    </pic:cNvPicPr>
+                  </pic:nvPicPr>
+                  <pic:blipFill>
+                    <a:blip r:embed="rId5"/>
+                    <a:stretch>
+                      <a:fillRect/>
+                    </a:stretch>
+                  </pic:blipFill>
+                  <pic:spPr>
+                    <a:xfrm>
+                      <a:off x="0" y="0"/>
+                      <a:ext cx="3276600" cy="1490980"/>
+                    </a:xfrm>
+                    <a:prstGeom prst="rect">
+                      <a:avLst/>
+                    </a:prstGeom>
+                    <a:noFill/>
+                    <a:ln>
+                      <a:noFill/>
+                    </a:ln>
+                  </pic:spPr>
+                </pic:pic>
+              </a:graphicData>
+            </a:graphic>
+          </wp:inline>
+        </w:drawing>
+      </w:r>
     </w:p>
     <w:p>
       <w:pPr>
@@ -5711,7 +5877,7 @@
   <w:docDefaults>
     <w:rPrDefault>
       <w:rPr>
-        <w:rFonts w:ascii="Calibri" w:hAnsi="Calibri" w:eastAsia="宋体" w:cs="Arial"/>
+        <w:rFonts w:ascii="Times New Roman" w:hAnsi="Times New Roman" w:eastAsia="宋体" w:cs="Times New Roman"/>
       </w:rPr>
     </w:rPrDefault>
     <w:pPrDefault/>
@@ -5721,7 +5887,7 @@
     <w:lsdException w:qFormat="1" w:unhideWhenUsed="0" w:uiPriority="0" w:semiHidden="0" w:name="heading 1"/>
     <w:lsdException w:qFormat="1" w:uiPriority="0" w:name="heading 2"/>
     <w:lsdException w:qFormat="1" w:uiPriority="0" w:name="heading 3"/>
-    <w:lsdException w:qFormat="1" w:uiPriority="0" w:name="heading 4"/>
+    <w:lsdException w:qFormat="1" w:uiPriority="0" w:semiHidden="0" w:name="heading 4"/>
     <w:lsdException w:qFormat="1" w:uiPriority="0" w:name="heading 5"/>
     <w:lsdException w:qFormat="1" w:uiPriority="0" w:name="heading 6"/>
     <w:lsdException w:qFormat="1" w:uiPriority="0" w:name="heading 7"/>
@@ -5876,7 +6042,7 @@
     <w:lsdException w:unhideWhenUsed="0" w:uiPriority="66" w:semiHidden="0" w:name="Medium List 2"/>
     <w:lsdException w:unhideWhenUsed="0" w:uiPriority="67" w:semiHidden="0" w:name="Medium Grid 1"/>
     <w:lsdException w:unhideWhenUsed="0" w:uiPriority="68" w:semiHidden="0" w:name="Medium Grid 2"/>
-    <w:lsdException w:unhideWhenUsed="0" w:uiPriority="69" w:semiHidden="0" w:name="Medium Grid 3"/>
+    <w:lsdException w:qFormat="1" w:unhideWhenUsed="0" w:uiPriority="69" w:semiHidden="0" w:name="Medium Grid 3"/>
     <w:lsdException w:unhideWhenUsed="0" w:uiPriority="70" w:semiHidden="0" w:name="Dark List"/>
     <w:lsdException w:unhideWhenUsed="0" w:uiPriority="71" w:semiHidden="0" w:name="Colorful Shading"/>
     <w:lsdException w:unhideWhenUsed="0" w:uiPriority="72" w:semiHidden="0" w:name="Colorful List"/>
@@ -5905,7 +6071,7 @@
     <w:lsdException w:unhideWhenUsed="0" w:uiPriority="66" w:semiHidden="0" w:name="Medium List 2 Accent 2"/>
     <w:lsdException w:unhideWhenUsed="0" w:uiPriority="67" w:semiHidden="0" w:name="Medium Grid 1 Accent 2"/>
     <w:lsdException w:unhideWhenUsed="0" w:uiPriority="68" w:semiHidden="0" w:name="Medium Grid 2 Accent 2"/>
-    <w:lsdException w:unhideWhenUsed="0" w:uiPriority="69" w:semiHidden="0" w:name="Medium Grid 3 Accent 2"/>
+    <w:lsdException w:qFormat="1" w:unhideWhenUsed="0" w:uiPriority="69" w:semiHidden="0" w:name="Medium Grid 3 Accent 2"/>
     <w:lsdException w:unhideWhenUsed="0" w:uiPriority="70" w:semiHidden="0" w:name="Dark List Accent 2"/>
     <w:lsdException w:unhideWhenUsed="0" w:uiPriority="71" w:semiHidden="0" w:name="Colorful Shading Accent 2"/>
     <w:lsdException w:unhideWhenUsed="0" w:uiPriority="72" w:semiHidden="0" w:name="Colorful List Accent 2"/>
@@ -5919,7 +6085,7 @@
     <w:lsdException w:unhideWhenUsed="0" w:uiPriority="66" w:semiHidden="0" w:name="Medium List 2 Accent 3"/>
     <w:lsdException w:unhideWhenUsed="0" w:uiPriority="67" w:semiHidden="0" w:name="Medium Grid 1 Accent 3"/>
     <w:lsdException w:unhideWhenUsed="0" w:uiPriority="68" w:semiHidden="0" w:name="Medium Grid 2 Accent 3"/>
-    <w:lsdException w:unhideWhenUsed="0" w:uiPriority="69" w:semiHidden="0" w:name="Medium Grid 3 Accent 3"/>
+    <w:lsdException w:qFormat="1" w:unhideWhenUsed="0" w:uiPriority="69" w:semiHidden="0" w:name="Medium Grid 3 Accent 3"/>
     <w:lsdException w:unhideWhenUsed="0" w:uiPriority="70" w:semiHidden="0" w:name="Dark List Accent 3"/>
     <w:lsdException w:unhideWhenUsed="0" w:uiPriority="71" w:semiHidden="0" w:name="Colorful Shading Accent 3"/>
     <w:lsdException w:unhideWhenUsed="0" w:uiPriority="72" w:semiHidden="0" w:name="Colorful List Accent 3"/>
@@ -5947,7 +6113,7 @@
     <w:lsdException w:unhideWhenUsed="0" w:uiPriority="66" w:semiHidden="0" w:name="Medium List 2 Accent 5"/>
     <w:lsdException w:unhideWhenUsed="0" w:uiPriority="67" w:semiHidden="0" w:name="Medium Grid 1 Accent 5"/>
     <w:lsdException w:unhideWhenUsed="0" w:uiPriority="68" w:semiHidden="0" w:name="Medium Grid 2 Accent 5"/>
-    <w:lsdException w:unhideWhenUsed="0" w:uiPriority="69" w:semiHidden="0" w:name="Medium Grid 3 Accent 5"/>
+    <w:lsdException w:qFormat="1" w:unhideWhenUsed="0" w:uiPriority="69" w:semiHidden="0" w:name="Medium Grid 3 Accent 5"/>
     <w:lsdException w:unhideWhenUsed="0" w:uiPriority="70" w:semiHidden="0" w:name="Dark List Accent 5"/>
     <w:lsdException w:unhideWhenUsed="0" w:uiPriority="71" w:semiHidden="0" w:name="Colorful Shading Accent 5"/>
     <w:lsdException w:unhideWhenUsed="0" w:uiPriority="72" w:semiHidden="0" w:name="Colorful List Accent 5"/>
@@ -5983,11 +6149,50 @@
       <w:lang w:val="en-US" w:eastAsia="zh-CN" w:bidi="ar-SA"/>
     </w:rPr>
   </w:style>
-  <w:style w:type="character" w:default="1" w:styleId="11">
+  <w:style w:type="paragraph" w:styleId="2">
+    <w:name w:val="heading 1"/>
+    <w:basedOn w:val="1"/>
+    <w:next w:val="1"/>
+    <w:qFormat/>
+    <w:uiPriority w:val="0"/>
+    <w:pPr>
+      <w:spacing w:before="0" w:beforeAutospacing="1" w:after="0" w:afterAutospacing="1"/>
+      <w:jc w:val="left"/>
+    </w:pPr>
+    <w:rPr>
+      <w:rFonts w:hint="eastAsia" w:ascii="宋体" w:hAnsi="宋体" w:eastAsia="宋体" w:cs="宋体"/>
+      <w:b/>
+      <w:bCs/>
+      <w:kern w:val="44"/>
+      <w:sz w:val="48"/>
+      <w:szCs w:val="48"/>
+      <w:lang w:val="en-US" w:eastAsia="zh-CN" w:bidi="ar"/>
+    </w:rPr>
+  </w:style>
+  <w:style w:type="paragraph" w:styleId="3">
+    <w:name w:val="heading 4"/>
+    <w:basedOn w:val="1"/>
+    <w:next w:val="1"/>
+    <w:unhideWhenUsed/>
+    <w:qFormat/>
+    <w:uiPriority w:val="0"/>
+    <w:pPr>
+      <w:keepNext/>
+      <w:keepLines/>
+      <w:spacing w:before="280" w:beforeLines="0" w:beforeAutospacing="0" w:after="290" w:afterLines="0" w:afterAutospacing="0" w:line="372" w:lineRule="auto"/>
+      <w:outlineLvl w:val="3"/>
+    </w:pPr>
+    <w:rPr>
+      <w:rFonts w:ascii="Arial" w:hAnsi="Arial" w:eastAsia="黑体"/>
+      <w:b/>
+      <w:sz w:val="28"/>
+    </w:rPr>
+  </w:style>
+  <w:style w:type="character" w:default="1" w:styleId="13">
     <w:name w:val="Default Paragraph Font"/>
     <w:uiPriority w:val="1"/>
   </w:style>
-  <w:style w:type="table" w:default="1" w:styleId="2">
+  <w:style w:type="table" w:default="1" w:styleId="4">
     <w:name w:val="Normal Table"/>
     <w:qFormat/>
     <w:uiPriority w:val="99"/>
@@ -6000,9 +6205,9 @@
       </w:tblCellMar>
     </w:tblPr>
   </w:style>
-  <w:style w:type="table" w:styleId="3">
+  <w:style w:type="table" w:styleId="5">
     <w:name w:val="Table Grid"/>
-    <w:basedOn w:val="2"/>
+    <w:basedOn w:val="4"/>
     <w:qFormat/>
     <w:uiPriority w:val="59"/>
     <w:tblPr>
@@ -6022,9 +6227,10 @@
       </w:tblCellMar>
     </w:tblPr>
   </w:style>
-  <w:style w:type="table" w:styleId="4">
+  <w:style w:type="table" w:styleId="6">
     <w:name w:val="Medium Grid 3"/>
-    <w:basedOn w:val="2"/>
+    <w:basedOn w:val="4"/>
+    <w:qFormat/>
     <w:uiPriority w:val="69"/>
     <w:tblPr>
       <w:tblBorders>
@@ -6156,9 +6362,9 @@
       </w:tcPr>
     </w:tblStylePr>
   </w:style>
-  <w:style w:type="table" w:styleId="5">
+  <w:style w:type="table" w:styleId="7">
     <w:name w:val="Medium Grid 3 Accent 1"/>
-    <w:basedOn w:val="2"/>
+    <w:basedOn w:val="4"/>
     <w:qFormat/>
     <w:uiPriority w:val="69"/>
     <w:tblPr>
@@ -6291,9 +6497,10 @@
       </w:tcPr>
     </w:tblStylePr>
   </w:style>
-  <w:style w:type="table" w:styleId="6">
+  <w:style w:type="table" w:styleId="8">
     <w:name w:val="Medium Grid 3 Accent 2"/>
-    <w:basedOn w:val="2"/>
+    <w:basedOn w:val="4"/>
+    <w:qFormat/>
     <w:uiPriority w:val="69"/>
     <w:tblPr>
       <w:tblBorders>
@@ -6425,9 +6632,10 @@
       </w:tcPr>
     </w:tblStylePr>
   </w:style>
-  <w:style w:type="table" w:styleId="7">
+  <w:style w:type="table" w:styleId="9">
     <w:name w:val="Medium Grid 3 Accent 3"/>
-    <w:basedOn w:val="2"/>
+    <w:basedOn w:val="4"/>
+    <w:qFormat/>
     <w:uiPriority w:val="69"/>
     <w:tblPr>
       <w:tblBorders>
@@ -6559,9 +6767,9 @@
       </w:tcPr>
     </w:tblStylePr>
   </w:style>
-  <w:style w:type="table" w:styleId="8">
+  <w:style w:type="table" w:styleId="10">
     <w:name w:val="Medium Grid 3 Accent 4"/>
-    <w:basedOn w:val="2"/>
+    <w:basedOn w:val="4"/>
     <w:qFormat/>
     <w:uiPriority w:val="69"/>
     <w:tblPr>
@@ -6694,9 +6902,10 @@
       </w:tcPr>
     </w:tblStylePr>
   </w:style>
-  <w:style w:type="table" w:styleId="9">
+  <w:style w:type="table" w:styleId="11">
     <w:name w:val="Medium Grid 3 Accent 5"/>
-    <w:basedOn w:val="2"/>
+    <w:basedOn w:val="4"/>
+    <w:qFormat/>
     <w:uiPriority w:val="69"/>
     <w:tblPr>
       <w:tblBorders>
@@ -6828,9 +7037,9 @@
       </w:tcPr>
     </w:tblStylePr>
   </w:style>
-  <w:style w:type="table" w:styleId="10">
+  <w:style w:type="table" w:styleId="12">
     <w:name w:val="Medium Grid 3 Accent 6"/>
-    <w:basedOn w:val="2"/>
+    <w:basedOn w:val="4"/>
     <w:qFormat/>
     <w:uiPriority w:val="69"/>
     <w:tblPr>
@@ -6963,7 +7172,16 @@
       </w:tcPr>
     </w:tblStylePr>
   </w:style>
-  <w:style w:type="paragraph" w:styleId="12">
+  <w:style w:type="character" w:styleId="14">
+    <w:name w:val="Strong"/>
+    <w:basedOn w:val="13"/>
+    <w:qFormat/>
+    <w:uiPriority w:val="0"/>
+    <w:rPr>
+      <w:b/>
+    </w:rPr>
+  </w:style>
+  <w:style w:type="paragraph" w:styleId="15">
     <w:name w:val="List Paragraph"/>
     <w:basedOn w:val="1"/>
     <w:qFormat/>
